--- a/DCMI2026_Poster_yiseulchoi.docx
+++ b/DCMI2026_Poster_yiseulchoi.docx
@@ -23,7 +23,7 @@
         <w:spacing w:after="60"/>
         <w:jc w:val="center"/>
         <w:rPr>
-          <w:rFonts w:ascii="Libertinus Serif" w:hAnsi="Libertinus Serif" w:cs="Libertinus Serif" w:hint="eastAsia"/>
+          <w:rFonts w:ascii="Libertinus Serif" w:hAnsi="Libertinus Serif" w:cs="Libertinus Serif"/>
         </w:rPr>
       </w:pPr>
       <w:r>
@@ -40,7 +40,7 @@
         <w:spacing w:after="60"/>
         <w:jc w:val="center"/>
         <w:rPr>
-          <w:rFonts w:ascii="Libertinus Serif" w:hAnsi="Libertinus Serif" w:cs="Libertinus Serif" w:hint="eastAsia"/>
+          <w:rFonts w:ascii="Libertinus Serif" w:hAnsi="Libertinus Serif" w:cs="Libertinus Serif"/>
         </w:rPr>
       </w:pPr>
       <w:r>
@@ -84,7 +84,7 @@
         <w:spacing w:after="60"/>
         <w:jc w:val="center"/>
         <w:rPr>
-          <w:rFonts w:ascii="Libertinus Serif" w:hAnsi="Libertinus Serif" w:cs="Libertinus Serif" w:hint="eastAsia"/>
+          <w:rFonts w:ascii="Libertinus Serif" w:hAnsi="Libertinus Serif" w:cs="Libertinus Serif"/>
         </w:rPr>
       </w:pPr>
       <w:r>
@@ -219,35 +219,44 @@
           <w:sz w:val="22"/>
           <w:szCs w:val="22"/>
         </w:rPr>
-        <w:t xml:space="preserve">The rapid adoption of LLMs for automated Dublin Core metadata generation introduces a fundamental tension. While automation offers efficiency gains, it risks imposing dominant cultural frameworks on materials that require nuanced, community-specific description. Foka et al. (2025) demonstrate that every stage of the AI pipeline can inherit and amplify historical biases embedded in existing records, and Foka &amp; Griffin (2024) argue that AI applied to cultural heritage may perpetuate colonial or exclusionary worldviews at scale. Birhane (2021) further grounds this concern in a relational ethics framework, showing how algorithmic systems disproportionately harm marginalized communities when designed without adequate cultural consideration.</w:t>
-      </w:r>
-    </w:p>
-    <w:p>
-      <w:pPr>
-        <w:spacing w:after="120"/>
-        <w:jc w:val="both"/>
-      </w:pPr>
-      <w:r>
-        <w:rPr>
-          <w:rFonts w:eastAsia="Times New Roman"/>
-          <w:sz w:val="22"/>
-          <w:szCs w:val="22"/>
-        </w:rPr>
-        <w:t xml:space="preserve">Korean cultural heritage presents a particularly compelling case. Rich in historically specific terminology — dynastic period names, region-based classification systems, and community-defined subject vocabularies encoded in the Korean Subject Headings (KSSH) — Korean heritage objects require metadata that preserves local meaning. When LLMs default to Western-centric classification norms, this meaning is not merely translated: it is flattened and lost. This poster introduces a framework to identify, measure, and mitigate this loss, and presents the research design currently being implemented.</w:t>
-      </w:r>
-    </w:p>
-    <w:p>
-      <w:pPr>
-        <w:spacing w:after="120"/>
-        <w:jc w:val="both"/>
-      </w:pPr>
-      <w:r>
-        <w:rPr>
-          <w:rFonts w:eastAsia="Times New Roman"/>
-          <w:sz w:val="22"/>
-          <w:szCs w:val="22"/>
-        </w:rPr>
-        <w:t>Although the empirical case is Korean, the underlying dynamic is not unique to it: any cultural or linguistic community whose descriptive vocabulary is underrepresented in LLM training distributions faces a comparable risk of dominant-culture flattening. This positions the present study as both a Korea-specific analysis and a transferable diagnostic approach for the wider Dublin Core community’s engagement with Meaning-Driven AI.</w:t>
+        <w:t>The rapid adoption of LLMs for automated Dublin Core metadata generation introduces a fundamental tension. While automation offers efficiency gains, it risks imposing dominant cultural frameworks on materials that require nuanced, community-specific description. Foka et al. (2025) demonstrate that every stage of the AI pipeline can inherit and amplify historical biases embedded in existing records, and Foka &amp; Griffin (2024) argue that AI applied to cultural heritage may perpetuate colonial or exclusionary worldviews at scale. Birhane (2021) further grounds this concern in a relational ethics framework, showing how algorithmic systems disproportionately harm marginalized communities when designed without adequate cultural consideration.</w:t>
+      </w:r>
+    </w:p>
+    <w:p>
+      <w:pPr>
+        <w:spacing w:after="120"/>
+        <w:jc w:val="both"/>
+      </w:pPr>
+      <w:r>
+        <w:rPr>
+          <w:rFonts w:eastAsia="Times New Roman"/>
+          <w:sz w:val="22"/>
+          <w:szCs w:val="22"/>
+        </w:rPr>
+        <w:t>Korean cultural heritage presents a particularly compelling case. Rich in historically specific terminology — dynastic period names, region-based classification systems, and community-defined subject vocabularies encoded in the Korean Subject Headings (KSSH) — Korean heritage objects require metadata that preserves local meaning. When LLMs default to Western-centric classification norms, this meaning is not merely translated: it is flattened and lost. This poster introduces a framework to identify, measure, and mitigate this loss, and presents the research design currently being implemented.</w:t>
+      </w:r>
+    </w:p>
+    <w:p>
+      <w:pPr>
+        <w:spacing w:after="120"/>
+        <w:jc w:val="both"/>
+      </w:pPr>
+      <w:r>
+        <w:rPr>
+          <w:rFonts w:eastAsia="Times New Roman"/>
+          <w:sz w:val="22"/>
+          <w:szCs w:val="22"/>
+        </w:rPr>
+        <w:t xml:space="preserve">Although the empirical case is Korean, the underlying dynamic is not unique to it: any cultural or linguistic community whose descriptive vocabulary is underrepresented in LLM training distributions </w:t>
+      </w:r>
+      <w:r>
+        <w:rPr>
+          <w:rFonts w:eastAsia="Times New Roman"/>
+          <w:sz w:val="22"/>
+          <w:szCs w:val="22"/>
+        </w:rPr>
+        <w:lastRenderedPageBreak/>
+        <w:t>faces a comparable risk of dominant-culture flattening. This positions the present study as both a Korea-specific analysis and a transferable diagnostic approach for the wider Dublin Core community’s engagement with Meaning-Driven AI.</w:t>
       </w:r>
     </w:p>
     <w:p>
@@ -276,7 +285,6 @@
           <w:sz w:val="22"/>
           <w:szCs w:val="22"/>
         </w:rPr>
-        <w:lastRenderedPageBreak/>
         <w:t>Prior work on AI-generated Dublin Core metadata reveals a consistent pattern: LLMs perform well on factual surface elements but poorly on semantically rich fields. Kim et al. (2023) evaluated ChatGPT-generated Dublin Core records for 90 Korean monographs and found satisfactory completeness (0.87) but substantially lower accuracy (0.71), with the weakest performance concentrated in Subject and Description — the very elements most critical for cultural heritage discovery and contextual interpretation.</w:t>
       </w:r>
     </w:p>
@@ -291,21 +299,21 @@
           <w:sz w:val="22"/>
           <w:szCs w:val="22"/>
         </w:rPr>
-        <w:t xml:space="preserve">Brzustowicz et al. (2026) extend this line of inquiry to community archives, finding that ChatGPT 4o generated records with approximately 70% element accuracy but significant inconsistencies in schema conformance and source interpretation. Critically, their study introduces qualitative dimensions — bias, meaning, and context — that go beyond standard completeness and accuracy metrics, pointing toward the kind of meaning-level evaluation this poster pursues.</w:t>
-      </w:r>
-    </w:p>
-    <w:p>
-      <w:pPr>
-        <w:spacing w:after="120"/>
-        <w:jc w:val="both"/>
-      </w:pPr>
-      <w:r>
-        <w:rPr>
-          <w:rFonts w:eastAsia="Times New Roman"/>
-          <w:sz w:val="22"/>
-          <w:szCs w:val="22"/>
-        </w:rPr>
-        <w:t xml:space="preserve">On the ethical side, Foka &amp; Griffin (2024) establish that bias in cultural heritage collections is inherent — rooted in historical practices of digitization, selection, and description — and that AI systems may amplify rather than neutralize it. Zavalina &amp; Burke (2021) further demonstrate the difficulty of producing high-quality Dublin Core metadata even among trained graduate students, reinforcing that metadata creation is a skilled, culturally situated practice that AI cannot yet fully replicate.</w:t>
+        <w:t>Brzustowicz et al. (2026) extend this line of inquiry to community archives, finding that ChatGPT 4o generated records with approximately 70% element accuracy but significant inconsistencies in schema conformance and source interpretation. Critically, their study introduces qualitative dimensions — bias, meaning, and context — that go beyond standard completeness and accuracy metrics, pointing toward the kind of meaning-level evaluation this poster pursues.</w:t>
+      </w:r>
+    </w:p>
+    <w:p>
+      <w:pPr>
+        <w:spacing w:after="120"/>
+        <w:jc w:val="both"/>
+      </w:pPr>
+      <w:r>
+        <w:rPr>
+          <w:rFonts w:eastAsia="Times New Roman"/>
+          <w:sz w:val="22"/>
+          <w:szCs w:val="22"/>
+        </w:rPr>
+        <w:t>On the ethical side, Foka &amp; Griffin (2024) establish that bias in cultural heritage collections is inherent — rooted in historical practices of digitization, selection, and description — and that AI systems may amplify rather than neutralize it. Zavalina &amp; Burke (2021) further demonstrate the difficulty of producing high-quality Dublin Core metadata even among trained graduate students, reinforcing that metadata creation is a skilled, culturally situated practice that AI cannot yet fully replicate.</w:t>
       </w:r>
     </w:p>
     <w:p>
@@ -491,7 +499,8 @@
           <w:sz w:val="22"/>
           <w:szCs w:val="22"/>
         </w:rPr>
-        <w:t xml:space="preserve">Dublin Core metadata will be generated for each record using two LLMs — ChatGPT-4o and Gemini 1.5 Pro — under zero-shot and few-shot prompting conditions. Output will be collected for ten Dublin Core elements, with primary analytical focus on the four elements most sensitive to cultural meaning: dc:subject, dc:description, dc:coverage, and dc:relation.</w:t>
+        <w:lastRenderedPageBreak/>
+        <w:t>Dublin Core metadata will be generated for each record using LLMs under zero-shot and few-shot prompting conditions. Output will be collected for ten Dublin Core elements, with primary analytical focus on the four elements most sensitive to cultural meaning: dc:subject, dc:description, dc:coverage, and dc:relation.</w:t>
       </w:r>
     </w:p>
     <w:p>
@@ -627,23 +636,30 @@
           <w:sz w:val="22"/>
           <w:szCs w:val="22"/>
         </w:rPr>
-        <w:t xml:space="preserve">This study is currently in the data collection and pilot design phase. Quantitative evaluation results are not yet available and will be reported in subsequent publications. However, the theoretical basis for anticipating semantic flattening is well grounded in existing literature. Kim et al. (2023) demonstrate </w:t>
+        <w:t xml:space="preserve">This study is currently in the data collection and pilot design phase. Quantitative evaluation results are not yet available and will be reported in subsequent publications. However, the theoretical basis for anticipating semantic flattening is well grounded in existing literature. Kim et al. (2023) demonstrate that LLM performance is systematically weakest on Subject and Description elements — the fields in which culturally specific Korean terminology is most densely represented. Brzustowicz et al. (2026) similarly find that AI-generated records exhibit meaningful inconsistencies in how primary source material is interpreted, suggesting that culturally embedded meaning is among the first aspects to be </w:t>
+      </w:r>
+      <w:r>
+        <w:rPr>
+          <w:rFonts w:eastAsia="Times New Roman"/>
+          <w:sz w:val="22"/>
+          <w:szCs w:val="22"/>
+        </w:rPr>
         <w:lastRenderedPageBreak/>
-        <w:t xml:space="preserve">that LLM performance is systematically weakest on Subject and Description elements — the fields in which culturally specific Korean terminology is most densely represented. Brzustowicz et al. (2026) similarly find that AI-generated records exhibit meaningful inconsistencies in how primary source material is interpreted, suggesting that culturally embedded meaning is among the first aspects to be lost in automated generation.</w:t>
-      </w:r>
-    </w:p>
-    <w:p>
-      <w:pPr>
-        <w:spacing w:after="120"/>
-        <w:jc w:val="both"/>
-      </w:pPr>
-      <w:r>
-        <w:rPr>
-          <w:rFonts w:eastAsia="Times New Roman"/>
-          <w:sz w:val="22"/>
-          <w:szCs w:val="22"/>
-        </w:rPr>
-        <w:t xml:space="preserve">Based on these patterns in the literature, we anticipate that LLM-generated records for Joseon-era artefacts will show lower semantic fidelity than records for intangible heritage items, given the greater terminological distance between period-specific Korean classifications and the Western-centric training data of general-purpose LLMs. We also expect semantic flattening to be most pronounced in dc:subject and dc:coverage — the elements that carry the heaviest burden of cultural and geographic specificity. A secondary pattern of interest, to be explored as an additional dimension in the full study, concerns whether AI-generated descriptions of materials related to historically marginalized communities reproduce dominant-culture framing — an ethical representativeness dimension that extends the core semantic drift analysis toward the broader meaning alignment goals of DCMI 2026.</w:t>
+        <w:t>lost in automated generation.</w:t>
+      </w:r>
+    </w:p>
+    <w:p>
+      <w:pPr>
+        <w:spacing w:after="120"/>
+        <w:jc w:val="both"/>
+      </w:pPr>
+      <w:r>
+        <w:rPr>
+          <w:rFonts w:eastAsia="Times New Roman"/>
+          <w:sz w:val="22"/>
+          <w:szCs w:val="22"/>
+        </w:rPr>
+        <w:t>Based on these patterns in the literature, we anticipate that LLM-generated records for Joseon-era artefacts will show lower semantic fidelity than records for intangible heritage items, given the greater terminological distance between period-specific Korean classifications and the Western-centric training data of general-purpose LLMs. We also expect semantic flattening to be most pronounced in dc:subject and dc:coverage — the elements that carry the heaviest burden of cultural and geographic specificity. A secondary pattern of interest, to be explored as an additional dimension in the full study, concerns whether AI-generated descriptions of materials related to historically marginalized communities reproduce dominant-culture framing — an ethical representativeness dimension that extends the core semantic drift analysis toward the broader meaning alignment goals of DCMI 2026.</w:t>
       </w:r>
     </w:p>
     <w:p>
@@ -672,7 +688,23 @@
           <w:sz w:val="22"/>
           <w:szCs w:val="22"/>
         </w:rPr>
-        <w:t>The full study is planned for completion in 2026–2027. Evaluation will be conducted by a panel of three domain experts to enable inter-rater reliability assessment, addressing a key methodological constraint of single-reviewer designs. Both ChatGPT-4o and Gemini 1.5 Pro will be evaluated under zero-shot, few-shot, and chain-of-thought prompting conditions, allowing systematic comparison across models and prompting strategies.</w:t>
+        <w:t xml:space="preserve">The full study is planned for completion in 2026–2027. Evaluation will be conducted by a panel of three domain experts to enable inter-rater reliability assessment, addressing a key methodological constraint of single-reviewer designs. </w:t>
+      </w:r>
+      <w:r>
+        <w:rPr>
+          <w:rFonts w:hint="eastAsia"/>
+          <w:sz w:val="22"/>
+          <w:szCs w:val="22"/>
+        </w:rPr>
+        <w:t>LLMs</w:t>
+      </w:r>
+      <w:r>
+        <w:rPr>
+          <w:rFonts w:eastAsia="Times New Roman"/>
+          <w:sz w:val="22"/>
+          <w:szCs w:val="22"/>
+        </w:rPr>
+        <w:t xml:space="preserve"> will be evaluated under zero-shot, few-shot, and chain-of-thought prompting conditions, allowing systematic comparison across models and prompting strategies.</w:t>
       </w:r>
     </w:p>
     <w:p>
@@ -715,7 +747,7 @@
           <w:sz w:val="22"/>
           <w:szCs w:val="22"/>
         </w:rPr>
-        <w:t xml:space="preserve">Cultural heritage metadata carries meaning that belongs to communities — it is not a neutral technical artifact. This poster argues that the automation of Dublin Core generation for Korean cultural heritage objects risks producing semantic flattening: the substitution of community-specific cultural meaning with globally dominant classification defaults. This is precisely the failure mode that the DCMI 2026 theme of Meaning-Driven AI seeks to address.</w:t>
+        <w:t>Cultural heritage metadata carries meaning that belongs to communities — it is not a neutral technical artifact. This poster argues that the automation of Dublin Core generation for Korean cultural heritage objects risks producing semantic flattening: the substitution of community-specific cultural meaning with globally dominant classification defaults. This is precisely the failure mode that the DCMI 2026 theme of Meaning-Driven AI seeks to address.</w:t>
       </w:r>
     </w:p>
     <w:p>
@@ -791,9 +823,7 @@
         <w:rPr>
           <w:rFonts w:eastAsia="Times New Roman"/>
         </w:rPr>
-        <w:t xml:space="preserve">Foka, A., &amp; Griffin, G. (2024). AI, cultural heritage, and bias: Some key queries that arise from the use of GenAI. </w:t>
-        <w:lastRenderedPageBreak/>
-        <w:t>Heritage, 7(11), 6125–6136. https://doi.org/10.3390/heritage7110287</w:t>
+        <w:t>Foka, A., &amp; Griffin, G. (2024). AI, cultural heritage, and bias: Some key queries that arise from the use of GenAI. Heritage, 7(11), 6125–6136. https://doi.org/10.3390/heritage7110287</w:t>
       </w:r>
     </w:p>
     <w:p>
@@ -819,6 +849,7 @@
         <w:rPr>
           <w:rFonts w:eastAsia="Times New Roman"/>
         </w:rPr>
+        <w:lastRenderedPageBreak/>
         <w:t>Kim, S., Lee, H., &amp; Lee, Y. (2023). Quality evaluation of automatically generated metadata using ChatGPT: Focusing on Dublin Core for Korean monographs. Journal of the Korean Society for Information Management, 40(2), 183–209. https://doi.org/10.3743/KOSIM.2023.40.2.183</w:t>
       </w:r>
     </w:p>
@@ -869,7 +900,7 @@
           <w:sz w:val="18"/>
           <w:szCs w:val="18"/>
         </w:rPr>
-        <w:t xml:space="preserve">SUBMISSION NOTE: Reformat using the official DCPapers template before submission (https://github.com/dcmi/dcpapers-templates). Install Libertinus font, fill in author name, affiliation, email, and ORCID. Submission portal: https://go.dublincore.org/dcmi-2026/submission-portal  |  Poster deadline: May 8, 2026, 23:59 AoE</w:t>
+        <w:t>SUBMISSION NOTE: Reformat using the official DCPapers template before submission (https://github.com/dcmi/dcpapers-templates). Install Libertinus font, fill in author name, affiliation, email, and ORCID. Submission portal: https://go.dublincore.org/dcmi-2026/submission-portal  |  Poster deadline: May 8, 2026, 23:59 AoE</w:t>
       </w:r>
     </w:p>
     <w:sectPr>
@@ -880,6 +911,44 @@
     </w:sectPr>
   </w:body>
 </w:document>
+</file>
+
+<file path=word/endnotes.xml><?xml version="1.0" encoding="utf-8"?>
+<w:endnotes xmlns:wpc="http://schemas.microsoft.com/office/word/2010/wordprocessingCanvas" xmlns:cx="http://schemas.microsoft.com/office/drawing/2014/chartex" xmlns:cx1="http://schemas.microsoft.com/office/drawing/2015/9/8/chartex" xmlns:cx2="http://schemas.microsoft.com/office/drawing/2015/10/21/chartex" xmlns:cx3="http://schemas.microsoft.com/office/drawing/2016/5/9/chartex" xmlns:cx4="http://schemas.microsoft.com/office/drawing/2016/5/10/chartex" xmlns:cx5="http://schemas.microsoft.com/office/drawing/2016/5/11/chartex" xmlns:cx6="http://schemas.microsoft.com/office/drawing/2016/5/12/chartex" xmlns:cx7="http://schemas.microsoft.com/office/drawing/2016/5/13/chartex" xmlns:cx8="http://schemas.microsoft.com/office/drawing/2016/5/14/chartex" xmlns:mc="http://schemas.openxmlformats.org/markup-compatibility/2006" xmlns:aink="http://schemas.microsoft.com/office/drawing/2016/ink" xmlns:am3d="http://schemas.microsoft.com/office/drawing/2017/model3d" xmlns:o="urn:schemas-microsoft-com:office:office" xmlns:oel="http://schemas.microsoft.com/office/2019/extlst" xmlns:r="http://schemas.openxmlformats.org/officeDocument/2006/relationships" xmlns:m="http://schemas.openxmlformats.org/officeDocument/2006/math" xmlns:v="urn:schemas-microsoft-com:vml" xmlns:wp14="http://schemas.microsoft.com/office/word/2010/wordprocessingDrawing" xmlns:wp="http://schemas.openxmlformats.org/drawingml/2006/wordprocessingDrawing" xmlns:w10="urn:schemas-microsoft-com:office:word" xmlns:w="http://schemas.openxmlformats.org/wordprocessingml/2006/main" xmlns:w14="http://schemas.microsoft.com/office/word/2010/wordml" xmlns:w15="http://schemas.microsoft.com/office/word/2012/wordml" xmlns:w16cex="http://schemas.microsoft.com/office/word/2018/wordml/cex" xmlns:w16cid="http://schemas.microsoft.com/office/word/2016/wordml/cid" xmlns:w16="http://schemas.microsoft.com/office/word/2018/wordml" xmlns:w16du="http://schemas.microsoft.com/office/word/2023/wordml/word16du" xmlns:w16sdtdh="http://schemas.microsoft.com/office/word/2020/wordml/sdtdatahash" xmlns:w16sdtfl="http://schemas.microsoft.com/office/word/2024/wordml/sdtformatlock" xmlns:w16se="http://schemas.microsoft.com/office/word/2015/wordml/symex" xmlns:wpg="http://schemas.microsoft.com/office/word/2010/wordprocessingGroup" xmlns:wpi="http://schemas.microsoft.com/office/word/2010/wordprocessingInk" xmlns:wne="http://schemas.microsoft.com/office/word/2006/wordml" xmlns:wps="http://schemas.microsoft.com/office/word/2010/wordprocessingShape" mc:Ignorable="w14 w15 w16se w16cid w16 w16cex w16sdtdh w16sdtfl w16du wp14">
+  <w:endnote w:type="separator" w:id="-1">
+    <w:p>
+      <w:r>
+        <w:separator/>
+      </w:r>
+    </w:p>
+  </w:endnote>
+  <w:endnote w:type="continuationSeparator" w:id="0">
+    <w:p>
+      <w:r>
+        <w:continuationSeparator/>
+      </w:r>
+    </w:p>
+  </w:endnote>
+</w:endnotes>
+</file>
+
+<file path=word/footnotes.xml><?xml version="1.0" encoding="utf-8"?>
+<w:footnotes xmlns:wpc="http://schemas.microsoft.com/office/word/2010/wordprocessingCanvas" xmlns:cx="http://schemas.microsoft.com/office/drawing/2014/chartex" xmlns:cx1="http://schemas.microsoft.com/office/drawing/2015/9/8/chartex" xmlns:cx2="http://schemas.microsoft.com/office/drawing/2015/10/21/chartex" xmlns:cx3="http://schemas.microsoft.com/office/drawing/2016/5/9/chartex" xmlns:cx4="http://schemas.microsoft.com/office/drawing/2016/5/10/chartex" xmlns:cx5="http://schemas.microsoft.com/office/drawing/2016/5/11/chartex" xmlns:cx6="http://schemas.microsoft.com/office/drawing/2016/5/12/chartex" xmlns:cx7="http://schemas.microsoft.com/office/drawing/2016/5/13/chartex" xmlns:cx8="http://schemas.microsoft.com/office/drawing/2016/5/14/chartex" xmlns:mc="http://schemas.openxmlformats.org/markup-compatibility/2006" xmlns:aink="http://schemas.microsoft.com/office/drawing/2016/ink" xmlns:am3d="http://schemas.microsoft.com/office/drawing/2017/model3d" xmlns:o="urn:schemas-microsoft-com:office:office" xmlns:oel="http://schemas.microsoft.com/office/2019/extlst" xmlns:r="http://schemas.openxmlformats.org/officeDocument/2006/relationships" xmlns:m="http://schemas.openxmlformats.org/officeDocument/2006/math" xmlns:v="urn:schemas-microsoft-com:vml" xmlns:wp14="http://schemas.microsoft.com/office/word/2010/wordprocessingDrawing" xmlns:wp="http://schemas.openxmlformats.org/drawingml/2006/wordprocessingDrawing" xmlns:w10="urn:schemas-microsoft-com:office:word" xmlns:w="http://schemas.openxmlformats.org/wordprocessingml/2006/main" xmlns:w14="http://schemas.microsoft.com/office/word/2010/wordml" xmlns:w15="http://schemas.microsoft.com/office/word/2012/wordml" xmlns:w16cex="http://schemas.microsoft.com/office/word/2018/wordml/cex" xmlns:w16cid="http://schemas.microsoft.com/office/word/2016/wordml/cid" xmlns:w16="http://schemas.microsoft.com/office/word/2018/wordml" xmlns:w16du="http://schemas.microsoft.com/office/word/2023/wordml/word16du" xmlns:w16sdtdh="http://schemas.microsoft.com/office/word/2020/wordml/sdtdatahash" xmlns:w16sdtfl="http://schemas.microsoft.com/office/word/2024/wordml/sdtformatlock" xmlns:w16se="http://schemas.microsoft.com/office/word/2015/wordml/symex" xmlns:wpg="http://schemas.microsoft.com/office/word/2010/wordprocessingGroup" xmlns:wpi="http://schemas.microsoft.com/office/word/2010/wordprocessingInk" xmlns:wne="http://schemas.microsoft.com/office/word/2006/wordml" xmlns:wps="http://schemas.microsoft.com/office/word/2010/wordprocessingShape" mc:Ignorable="w14 w15 w16se w16cid w16 w16cex w16sdtdh w16sdtfl w16du wp14">
+  <w:footnote w:type="separator" w:id="-1">
+    <w:p>
+      <w:r>
+        <w:separator/>
+      </w:r>
+    </w:p>
+  </w:footnote>
+  <w:footnote w:type="continuationSeparator" w:id="0">
+    <w:p>
+      <w:r>
+        <w:continuationSeparator/>
+      </w:r>
+    </w:p>
+  </w:footnote>
+</w:footnotes>
 </file>
 
 <file path=word/numbering.xml><?xml version="1.0" encoding="utf-8"?>
@@ -1573,6 +1642,50 @@
       <w:szCs w:val="20"/>
     </w:rPr>
   </w:style>
+  <w:style w:type="paragraph" w:styleId="aa">
+    <w:name w:val="header"/>
+    <w:basedOn w:val="a"/>
+    <w:link w:val="Char1"/>
+    <w:uiPriority w:val="99"/>
+    <w:unhideWhenUsed/>
+    <w:rsid w:val="00405D8C"/>
+    <w:pPr>
+      <w:tabs>
+        <w:tab w:val="center" w:pos="4513"/>
+        <w:tab w:val="right" w:pos="9026"/>
+      </w:tabs>
+      <w:snapToGrid w:val="0"/>
+    </w:pPr>
+  </w:style>
+  <w:style w:type="character" w:customStyle="1" w:styleId="Char1">
+    <w:name w:val="머리글 Char"/>
+    <w:basedOn w:val="a0"/>
+    <w:link w:val="aa"/>
+    <w:uiPriority w:val="99"/>
+    <w:rsid w:val="00405D8C"/>
+  </w:style>
+  <w:style w:type="paragraph" w:styleId="ab">
+    <w:name w:val="footer"/>
+    <w:basedOn w:val="a"/>
+    <w:link w:val="Char2"/>
+    <w:uiPriority w:val="99"/>
+    <w:unhideWhenUsed/>
+    <w:rsid w:val="00405D8C"/>
+    <w:pPr>
+      <w:tabs>
+        <w:tab w:val="center" w:pos="4513"/>
+        <w:tab w:val="right" w:pos="9026"/>
+      </w:tabs>
+      <w:snapToGrid w:val="0"/>
+    </w:pPr>
+  </w:style>
+  <w:style w:type="character" w:customStyle="1" w:styleId="Char2">
+    <w:name w:val="바닥글 Char"/>
+    <w:basedOn w:val="a0"/>
+    <w:link w:val="ab"/>
+    <w:uiPriority w:val="99"/>
+    <w:rsid w:val="00405D8C"/>
+  </w:style>
 </w:styles>
 </file>
 
